--- a/TEST_STRATEGY_AND_PLAN.docx
+++ b/TEST_STRATEGY_AND_PLAN.docx
@@ -3370,12 +3370,7 @@
         <w:spacing w:before="60" w:after="60"/>
       </w:pPr>
       <w:r>
-        <w:rPr>
-          <w:rFonts w:ascii="Arial" w:cs="Arial" w:eastAsia="Arial" w:hAnsi="Arial"/>
-          <w:sz w:val="22"/>
-          <w:szCs w:val="22"/>
-        </w:rPr>
-        <w:t xml:space="preserve">Browser compatibility — no web UI in this version</w:t>
+        <w:t>Browser compatibility — Streamlit rendering is not unit tested (Streamlit's own test suite covers this)</w:t>
       </w:r>
     </w:p>
     <w:p>
@@ -30139,6 +30134,87 @@
           <w:szCs w:val="18"/>
         </w:rPr>
         <w:t xml:space="preserve">github.com/shahraj91/video-transcriber</w:t>
+      </w:r>
+    </w:p>
+    <w:p>
+      <w:r>
+        <w:rPr>
+          <w:b/>
+          <w:sz w:val="26"/>
+        </w:rPr>
+        <w:t>2.11  test_ui.py — Web UI (26 tests)</w:t>
+      </w:r>
+    </w:p>
+    <w:p>
+      <w:r>
+        <w:rPr>
+          <w:b w:val="0"/>
+        </w:rPr>
+        <w:t>Tests cover the run_pipeline() generator function in ui.py. All pipeline classes are mocked — no ffmpeg, Whisper, or Ollama required. 26 tests in 3 classes.</w:t>
+      </w:r>
+    </w:p>
+    <w:p>
+      <w:r>
+        <w:rPr>
+          <w:b/>
+        </w:rPr>
+        <w:t>TestRunPipelineSteps (5 tests)</w:t>
+      </w:r>
+    </w:p>
+    <w:p>
+      <w:r>
+        <w:rPr>
+          <w:b w:val="0"/>
+        </w:rPr>
+        <w:t>Verifies that run_pipeline() yields the expected human-readable step messages at each pipeline stage. Checks that audio extraction, Whisper model name, Llama refinement, and save steps are all announced. Verifies that no refinement step is yielded when use_llama is False.</w:t>
+      </w:r>
+    </w:p>
+    <w:p>
+      <w:r>
+        <w:rPr>
+          <w:b/>
+        </w:rPr>
+        <w:t>TestRunPipelineResults (10 tests)</w:t>
+      </w:r>
+    </w:p>
+    <w:p>
+      <w:r>
+        <w:rPr>
+          <w:b w:val="0"/>
+        </w:rPr>
+        <w:t>Verifies the results dict returned in the 'done' event. Checks: Transcript and Subtitles (SRT) always present; all 5 keys present when all features enabled; only 2 keys when no_llama; individual features excluded when disabled; Translation key present/absent based on language setting; all values are (Path, str) tuples; out_dir matches OutputManager.</w:t>
+      </w:r>
+    </w:p>
+    <w:p>
+      <w:r>
+        <w:rPr>
+          <w:b/>
+        </w:rPr>
+        <w:t>TestRunPipelineDelegation (11 tests)</w:t>
+      </w:r>
+    </w:p>
+    <w:p>
+      <w:r>
+        <w:rPr>
+          <w:b w:val="0"/>
+        </w:rPr>
+        <w:t>Verifies that run_pipeline() passes the correct arguments to each downstream class. Checks: WhisperTranscriber receives model_size; LlamaClient receives model name; LlamaClient not created when use_llama=False; SpeakerDetector/TranscriptSummariser/ActionItemExtractor not called when disabled; TranscriptTranslator called with correct language and not called when blank; temp audio file deleted after completion; refiner receives raw text; downstream enhancers receive refined text.</w:t>
+      </w:r>
+    </w:p>
+    <w:p>
+      <w:r>
+        <w:rPr>
+          <w:b/>
+        </w:rPr>
+        <w:t>Run command:</w:t>
+      </w:r>
+    </w:p>
+    <w:p>
+      <w:r>
+        <w:rPr>
+          <w:b w:val="0"/>
+        </w:rPr>
+        <w:t>pytest tests/test_ui.py -v</w:t>
       </w:r>
     </w:p>
     <w:sectPr>
